--- a/part1/ep01_Une_derniere_bouteille.docx
+++ b/part1/ep01_Une_derniere_bouteille.docx
@@ -8542,7 +8542,7 @@
           <w:color w:val="7A1F3D"/>
           <w:sz w:val="20"/>
         </w:rPr>
-        <w:t>▶ 다음 화 예고 — 제2화 « Le conseil de Gaston » : 목요일 시음회에 레아가 정말 나타날까? 가스통은 두 사람에게 서로 다른 와인을 권한다.</w:t>
+        <w:t>다음 화 예고 — 제2화 « Le conseil de Gaston » : 목요일 시음회에 레아가 정말 나타날까? 가스통은 두 사람에게 서로 다른 와인을 권한다.</w:t>
       </w:r>
     </w:p>
     <w:sectPr>
